--- a/docs/proofsheets/ps-introtofactorials.docx
+++ b/docs/proofsheets/ps-introtofactorials.docx
@@ -44,7 +44,7 @@
       <w:r>
         <w:t xml:space="preserve"> </w:t>
       </w:r>
-      <w:hyperlink r:id="rId20">
+      <w:hyperlink r:id="rId9">
         <w:r>
           <w:rPr>
             <w:rStyle w:val="Hyperlink"/>
@@ -56,7 +56,7 @@
         <w:t xml:space="preserve">.</w:t>
       </w:r>
     </w:p>
-    <w:bookmarkStart w:id="24" w:name="proof"/>
+    <w:bookmarkStart w:id="13" w:name="proof"/>
     <w:p>
       <w:pPr>
         <w:pStyle w:val="Heading1"/>
@@ -75,7 +75,7 @@
       <w:r>
         <w:t xml:space="preserve"> </w:t>
       </w:r>
-      <w:hyperlink r:id="rId20">
+      <w:hyperlink r:id="rId9">
         <w:r>
           <w:rPr>
             <w:rStyle w:val="Hyperlink"/>
@@ -188,18 +188,18 @@
                 <wp:inline>
                   <wp:extent cx="152400" cy="152400"/>
                   <wp:effectExtent b="0" l="0" r="0" t="0"/>
-                  <wp:docPr descr="" title="" id="22" name="Picture"/>
+                  <wp:docPr descr="" title="" id="11" name="Picture"/>
                   <a:graphic>
                     <a:graphicData uri="http://schemas.openxmlformats.org/drawingml/2006/picture">
                       <pic:pic>
                         <pic:nvPicPr>
-                          <pic:cNvPr descr="/Applications/quarto/share/formats/docx/note.png" id="23" name="Picture"/>
+                          <pic:cNvPr descr="/Applications/quarto/share/formats/docx/note.png" id="12" name="Picture"/>
                           <pic:cNvPicPr>
                             <a:picLocks noChangeArrowheads="1" noChangeAspect="1"/>
                           </pic:cNvPicPr>
                         </pic:nvPicPr>
                         <pic:blipFill>
-                          <a:blip r:embed="rId21"/>
+                          <a:blip r:embed="rId10"/>
                           <a:stretch>
                             <a:fillRect/>
                           </a:stretch>
@@ -303,28 +303,30 @@
                 <m:r>
                   <m:t>C</m:t>
                 </m:r>
-                <m:d>
-                  <m:dPr>
-                    <m:begChr m:val="("/>
-                    <m:sepChr m:val=""/>
-                    <m:endChr m:val=")"/>
-                    <m:grow/>
-                  </m:dPr>
-                  <m:e>
-                    <m:r>
-                      <m:t>n</m:t>
-                    </m:r>
-                    <m:r>
-                      <m:rPr>
-                        <m:sty m:val="p"/>
-                      </m:rPr>
-                      <m:t>,</m:t>
-                    </m:r>
-                    <m:r>
-                      <m:t>k</m:t>
-                    </m:r>
-                  </m:e>
-                </m:d>
+                <m:r>
+                  <m:rPr>
+                    <m:sty m:val="p"/>
+                  </m:rPr>
+                  <m:t>(</m:t>
+                </m:r>
+                <m:r>
+                  <m:t>n</m:t>
+                </m:r>
+                <m:r>
+                  <m:rPr>
+                    <m:sty m:val="p"/>
+                  </m:rPr>
+                  <m:t>,</m:t>
+                </m:r>
+                <m:r>
+                  <m:t>k</m:t>
+                </m:r>
+                <m:r>
+                  <m:rPr>
+                    <m:sty m:val="p"/>
+                  </m:rPr>
+                  <m:t>)</m:t>
+                </m:r>
                 <m:r>
                   <m:rPr>
                     <m:sty m:val="p"/>
@@ -378,28 +380,30 @@
                     </m:r>
                   </m:num>
                   <m:den>
-                    <m:d>
-                      <m:dPr>
-                        <m:begChr m:val="("/>
-                        <m:sepChr m:val=""/>
-                        <m:endChr m:val=")"/>
-                        <m:grow/>
-                      </m:dPr>
-                      <m:e>
-                        <m:r>
-                          <m:t>n</m:t>
-                        </m:r>
-                        <m:r>
-                          <m:rPr>
-                            <m:sty m:val="p"/>
-                          </m:rPr>
-                          <m:t>−</m:t>
-                        </m:r>
-                        <m:r>
-                          <m:t>k</m:t>
-                        </m:r>
-                      </m:e>
-                    </m:d>
+                    <m:r>
+                      <m:rPr>
+                        <m:sty m:val="p"/>
+                      </m:rPr>
+                      <m:t>(</m:t>
+                    </m:r>
+                    <m:r>
+                      <m:t>n</m:t>
+                    </m:r>
+                    <m:r>
+                      <m:rPr>
+                        <m:sty m:val="p"/>
+                      </m:rPr>
+                      <m:t>−</m:t>
+                    </m:r>
+                    <m:r>
+                      <m:t>k</m:t>
+                    </m:r>
+                    <m:r>
+                      <m:rPr>
+                        <m:sty m:val="p"/>
+                      </m:rPr>
+                      <m:t>)</m:t>
+                    </m:r>
                     <m:r>
                       <m:rPr>
                         <m:sty m:val="p"/>
@@ -432,28 +436,30 @@
                 <m:r>
                   <m:t>C</m:t>
                 </m:r>
-                <m:d>
-                  <m:dPr>
-                    <m:begChr m:val="("/>
-                    <m:sepChr m:val=""/>
-                    <m:endChr m:val=")"/>
-                    <m:grow/>
-                  </m:dPr>
-                  <m:e>
-                    <m:r>
-                      <m:t>n</m:t>
-                    </m:r>
-                    <m:r>
-                      <m:rPr>
-                        <m:sty m:val="p"/>
-                      </m:rPr>
-                      <m:t>,</m:t>
-                    </m:r>
-                    <m:r>
-                      <m:t>k</m:t>
-                    </m:r>
-                  </m:e>
-                </m:d>
+                <m:r>
+                  <m:rPr>
+                    <m:sty m:val="p"/>
+                  </m:rPr>
+                  <m:t>(</m:t>
+                </m:r>
+                <m:r>
+                  <m:t>n</m:t>
+                </m:r>
+                <m:r>
+                  <m:rPr>
+                    <m:sty m:val="p"/>
+                  </m:rPr>
+                  <m:t>,</m:t>
+                </m:r>
+                <m:r>
+                  <m:t>k</m:t>
+                </m:r>
+                <m:r>
+                  <m:rPr>
+                    <m:sty m:val="p"/>
+                  </m:rPr>
+                  <m:t>)</m:t>
+                </m:r>
                 <m:r>
                   <m:rPr>
                     <m:sty m:val="p"/>
@@ -505,28 +511,30 @@
                       </m:rPr>
                       <m:t>⋅</m:t>
                     </m:r>
-                    <m:d>
-                      <m:dPr>
-                        <m:begChr m:val="("/>
-                        <m:sepChr m:val=""/>
-                        <m:endChr m:val=")"/>
-                        <m:grow/>
-                      </m:dPr>
-                      <m:e>
-                        <m:r>
-                          <m:t>n</m:t>
-                        </m:r>
-                        <m:r>
-                          <m:rPr>
-                            <m:sty m:val="p"/>
-                          </m:rPr>
-                          <m:t>−</m:t>
-                        </m:r>
-                        <m:r>
-                          <m:t>1</m:t>
-                        </m:r>
-                      </m:e>
-                    </m:d>
+                    <m:r>
+                      <m:rPr>
+                        <m:sty m:val="p"/>
+                      </m:rPr>
+                      <m:t>(</m:t>
+                    </m:r>
+                    <m:r>
+                      <m:t>n</m:t>
+                    </m:r>
+                    <m:r>
+                      <m:rPr>
+                        <m:sty m:val="p"/>
+                      </m:rPr>
+                      <m:t>−</m:t>
+                    </m:r>
+                    <m:r>
+                      <m:t>1</m:t>
+                    </m:r>
+                    <m:r>
+                      <m:rPr>
+                        <m:sty m:val="p"/>
+                      </m:rPr>
+                      <m:t>)</m:t>
+                    </m:r>
                     <m:r>
                       <m:rPr>
                         <m:sty m:val="p"/>
@@ -545,37 +553,39 @@
                       </m:rPr>
                       <m:t>⋅</m:t>
                     </m:r>
-                    <m:d>
-                      <m:dPr>
-                        <m:begChr m:val="("/>
-                        <m:sepChr m:val=""/>
-                        <m:endChr m:val=")"/>
-                        <m:grow/>
-                      </m:dPr>
-                      <m:e>
-                        <m:r>
-                          <m:t>n</m:t>
-                        </m:r>
-                        <m:r>
-                          <m:rPr>
-                            <m:sty m:val="p"/>
-                          </m:rPr>
-                          <m:t>−</m:t>
-                        </m:r>
-                        <m:r>
-                          <m:t>k</m:t>
-                        </m:r>
-                        <m:r>
-                          <m:rPr>
-                            <m:sty m:val="p"/>
-                          </m:rPr>
-                          <m:t>+</m:t>
-                        </m:r>
-                        <m:r>
-                          <m:t>1</m:t>
-                        </m:r>
-                      </m:e>
-                    </m:d>
+                    <m:r>
+                      <m:rPr>
+                        <m:sty m:val="p"/>
+                      </m:rPr>
+                      <m:t>(</m:t>
+                    </m:r>
+                    <m:r>
+                      <m:t>n</m:t>
+                    </m:r>
+                    <m:r>
+                      <m:rPr>
+                        <m:sty m:val="p"/>
+                      </m:rPr>
+                      <m:t>−</m:t>
+                    </m:r>
+                    <m:r>
+                      <m:t>k</m:t>
+                    </m:r>
+                    <m:r>
+                      <m:rPr>
+                        <m:sty m:val="p"/>
+                      </m:rPr>
+                      <m:t>+</m:t>
+                    </m:r>
+                    <m:r>
+                      <m:t>1</m:t>
+                    </m:r>
+                    <m:r>
+                      <m:rPr>
+                        <m:sty m:val="p"/>
+                      </m:rPr>
+                      <m:t>)</m:t>
+                    </m:r>
                   </m:num>
                   <m:den>
                     <m:r>
@@ -587,28 +597,30 @@
                       </m:rPr>
                       <m:t>⋅</m:t>
                     </m:r>
-                    <m:d>
-                      <m:dPr>
-                        <m:begChr m:val="("/>
-                        <m:sepChr m:val=""/>
-                        <m:endChr m:val=")"/>
-                        <m:grow/>
-                      </m:dPr>
-                      <m:e>
-                        <m:r>
-                          <m:t>k</m:t>
-                        </m:r>
-                        <m:r>
-                          <m:rPr>
-                            <m:sty m:val="p"/>
-                          </m:rPr>
-                          <m:t>−</m:t>
-                        </m:r>
-                        <m:r>
-                          <m:t>1</m:t>
-                        </m:r>
-                      </m:e>
-                    </m:d>
+                    <m:r>
+                      <m:rPr>
+                        <m:sty m:val="p"/>
+                      </m:rPr>
+                      <m:t>(</m:t>
+                    </m:r>
+                    <m:r>
+                      <m:t>k</m:t>
+                    </m:r>
+                    <m:r>
+                      <m:rPr>
+                        <m:sty m:val="p"/>
+                      </m:rPr>
+                      <m:t>−</m:t>
+                    </m:r>
+                    <m:r>
+                      <m:t>1</m:t>
+                    </m:r>
+                    <m:r>
+                      <m:rPr>
+                        <m:sty m:val="p"/>
+                      </m:rPr>
+                      <m:t>)</m:t>
+                    </m:r>
                     <m:r>
                       <m:rPr>
                         <m:sty m:val="p"/>
@@ -938,8 +950,8 @@
         </w:tc>
       </w:tr>
     </w:tbl>
-    <w:bookmarkEnd w:id="24"/>
-    <w:bookmarkStart w:id="29" w:name="symmetry-identity"/>
+    <w:bookmarkEnd w:id="13"/>
+    <w:bookmarkStart w:id="18" w:name="symmetry-identity"/>
     <w:p>
       <w:pPr>
         <w:pStyle w:val="Heading1"/>
@@ -989,18 +1001,18 @@
                 <wp:inline>
                   <wp:extent cx="152400" cy="152400"/>
                   <wp:effectExtent b="0" l="0" r="0" t="0"/>
-                  <wp:docPr descr="" title="" id="25" name="Picture"/>
+                  <wp:docPr descr="" title="" id="14" name="Picture"/>
                   <a:graphic>
                     <a:graphicData uri="http://schemas.openxmlformats.org/drawingml/2006/picture">
                       <pic:pic>
                         <pic:nvPicPr>
-                          <pic:cNvPr descr="/Applications/quarto/share/formats/docx/note.png" id="26" name="Picture"/>
+                          <pic:cNvPr descr="/Applications/quarto/share/formats/docx/note.png" id="15" name="Picture"/>
                           <pic:cNvPicPr>
                             <a:picLocks noChangeArrowheads="1" noChangeAspect="1"/>
                           </pic:cNvPicPr>
                         </pic:nvPicPr>
                         <pic:blipFill>
-                          <a:blip r:embed="rId21"/>
+                          <a:blip r:embed="rId10"/>
                           <a:stretch>
                             <a:fillRect/>
                           </a:stretch>
@@ -1160,7 +1172,7 @@
         <w:t xml:space="preserve">different ways to approach this in this sheet, both of which are interesting and valid ways of approaching the proof.</w:t>
       </w:r>
     </w:p>
-    <w:bookmarkStart w:id="27" w:name="algebraic-method"/>
+    <w:bookmarkStart w:id="16" w:name="algebraic-method"/>
     <w:p>
       <w:pPr>
         <w:pStyle w:val="Heading2"/>
@@ -1233,28 +1245,30 @@
               </m:r>
             </m:num>
             <m:den>
-              <m:d>
-                <m:dPr>
-                  <m:begChr m:val="("/>
-                  <m:sepChr m:val=""/>
-                  <m:endChr m:val=")"/>
-                  <m:grow/>
-                </m:dPr>
-                <m:e>
-                  <m:r>
-                    <m:t>n</m:t>
-                  </m:r>
-                  <m:r>
-                    <m:rPr>
-                      <m:sty m:val="p"/>
-                    </m:rPr>
-                    <m:t>−</m:t>
-                  </m:r>
-                  <m:r>
-                    <m:t>k</m:t>
-                  </m:r>
-                </m:e>
-              </m:d>
+              <m:r>
+                <m:rPr>
+                  <m:sty m:val="p"/>
+                </m:rPr>
+                <m:t>(</m:t>
+              </m:r>
+              <m:r>
+                <m:t>n</m:t>
+              </m:r>
+              <m:r>
+                <m:rPr>
+                  <m:sty m:val="p"/>
+                </m:rPr>
+                <m:t>−</m:t>
+              </m:r>
+              <m:r>
+                <m:t>k</m:t>
+              </m:r>
+              <m:r>
+                <m:rPr>
+                  <m:sty m:val="p"/>
+                </m:rPr>
+                <m:t>)</m:t>
+              </m:r>
               <m:r>
                 <m:rPr>
                   <m:sty m:val="p"/>
@@ -1304,28 +1318,30 @@
           </m:rPr>
           <m:t>−</m:t>
         </m:r>
-        <m:d>
-          <m:dPr>
-            <m:begChr m:val="("/>
-            <m:sepChr m:val=""/>
-            <m:endChr m:val=")"/>
-            <m:grow/>
-          </m:dPr>
-          <m:e>
-            <m:r>
-              <m:t>n</m:t>
-            </m:r>
-            <m:r>
-              <m:rPr>
-                <m:sty m:val="p"/>
-              </m:rPr>
-              <m:t>−</m:t>
-            </m:r>
-            <m:r>
-              <m:t>k</m:t>
-            </m:r>
-          </m:e>
-        </m:d>
+        <m:r>
+          <m:rPr>
+            <m:sty m:val="p"/>
+          </m:rPr>
+          <m:t>(</m:t>
+        </m:r>
+        <m:r>
+          <m:t>n</m:t>
+        </m:r>
+        <m:r>
+          <m:rPr>
+            <m:sty m:val="p"/>
+          </m:rPr>
+          <m:t>−</m:t>
+        </m:r>
+        <m:r>
+          <m:t>k</m:t>
+        </m:r>
+        <m:r>
+          <m:rPr>
+            <m:sty m:val="p"/>
+          </m:rPr>
+          <m:t>)</m:t>
+        </m:r>
       </m:oMath>
       <w:r>
         <w:t xml:space="preserve">, hence:</w:t>
@@ -1356,28 +1372,30 @@
               </m:r>
             </m:num>
             <m:den>
-              <m:d>
-                <m:dPr>
-                  <m:begChr m:val="("/>
-                  <m:sepChr m:val=""/>
-                  <m:endChr m:val=")"/>
-                  <m:grow/>
-                </m:dPr>
-                <m:e>
-                  <m:r>
-                    <m:t>n</m:t>
-                  </m:r>
-                  <m:r>
-                    <m:rPr>
-                      <m:sty m:val="p"/>
-                    </m:rPr>
-                    <m:t>−</m:t>
-                  </m:r>
-                  <m:r>
-                    <m:t>k</m:t>
-                  </m:r>
-                </m:e>
-              </m:d>
+              <m:r>
+                <m:rPr>
+                  <m:sty m:val="p"/>
+                </m:rPr>
+                <m:t>(</m:t>
+              </m:r>
+              <m:r>
+                <m:t>n</m:t>
+              </m:r>
+              <m:r>
+                <m:rPr>
+                  <m:sty m:val="p"/>
+                </m:rPr>
+                <m:t>−</m:t>
+              </m:r>
+              <m:r>
+                <m:t>k</m:t>
+              </m:r>
+              <m:r>
+                <m:rPr>
+                  <m:sty m:val="p"/>
+                </m:rPr>
+                <m:t>)</m:t>
+              </m:r>
               <m:r>
                 <m:rPr>
                   <m:sty m:val="p"/>
@@ -1417,75 +1435,81 @@
               </m:r>
             </m:num>
             <m:den>
-              <m:d>
-                <m:dPr>
-                  <m:begChr m:val="("/>
-                  <m:sepChr m:val=""/>
-                  <m:endChr m:val=")"/>
-                  <m:grow/>
-                </m:dPr>
-                <m:e>
-                  <m:r>
-                    <m:t>n</m:t>
-                  </m:r>
-                  <m:r>
-                    <m:rPr>
-                      <m:sty m:val="p"/>
-                    </m:rPr>
-                    <m:t>−</m:t>
-                  </m:r>
-                  <m:r>
-                    <m:t>k</m:t>
-                  </m:r>
-                </m:e>
-              </m:d>
+              <m:r>
+                <m:rPr>
+                  <m:sty m:val="p"/>
+                </m:rPr>
+                <m:t>(</m:t>
+              </m:r>
+              <m:r>
+                <m:t>n</m:t>
+              </m:r>
+              <m:r>
+                <m:rPr>
+                  <m:sty m:val="p"/>
+                </m:rPr>
+                <m:t>−</m:t>
+              </m:r>
+              <m:r>
+                <m:t>k</m:t>
+              </m:r>
+              <m:r>
+                <m:rPr>
+                  <m:sty m:val="p"/>
+                </m:rPr>
+                <m:t>)</m:t>
+              </m:r>
               <m:r>
                 <m:rPr>
                   <m:sty m:val="p"/>
                 </m:rPr>
                 <m:t>!</m:t>
               </m:r>
-              <m:d>
-                <m:dPr>
-                  <m:begChr m:val="("/>
-                  <m:sepChr m:val=""/>
-                  <m:endChr m:val=")"/>
-                  <m:grow/>
-                </m:dPr>
-                <m:e>
-                  <m:r>
-                    <m:t>n</m:t>
-                  </m:r>
-                  <m:r>
-                    <m:rPr>
-                      <m:sty m:val="p"/>
-                    </m:rPr>
-                    <m:t>−</m:t>
-                  </m:r>
-                  <m:d>
-                    <m:dPr>
-                      <m:begChr m:val="("/>
-                      <m:sepChr m:val=""/>
-                      <m:endChr m:val=")"/>
-                      <m:grow/>
-                    </m:dPr>
-                    <m:e>
-                      <m:r>
-                        <m:t>n</m:t>
-                      </m:r>
-                      <m:r>
-                        <m:rPr>
-                          <m:sty m:val="p"/>
-                        </m:rPr>
-                        <m:t>−</m:t>
-                      </m:r>
-                      <m:r>
-                        <m:t>k</m:t>
-                      </m:r>
-                    </m:e>
-                  </m:d>
-                </m:e>
-              </m:d>
+              <m:r>
+                <m:rPr>
+                  <m:sty m:val="p"/>
+                </m:rPr>
+                <m:t>(</m:t>
+              </m:r>
+              <m:r>
+                <m:t>n</m:t>
+              </m:r>
+              <m:r>
+                <m:rPr>
+                  <m:sty m:val="p"/>
+                </m:rPr>
+                <m:t>−</m:t>
+              </m:r>
+              <m:r>
+                <m:rPr>
+                  <m:sty m:val="p"/>
+                </m:rPr>
+                <m:t>(</m:t>
+              </m:r>
+              <m:r>
+                <m:t>n</m:t>
+              </m:r>
+              <m:r>
+                <m:rPr>
+                  <m:sty m:val="p"/>
+                </m:rPr>
+                <m:t>−</m:t>
+              </m:r>
+              <m:r>
+                <m:t>k</m:t>
+              </m:r>
+              <m:r>
+                <m:rPr>
+                  <m:sty m:val="p"/>
+                </m:rPr>
+                <m:t>)</m:t>
+              </m:r>
+              <m:r>
+                <m:rPr>
+                  <m:sty m:val="p"/>
+                </m:rPr>
+                <m:t>)</m:t>
+              </m:r>
               <m:r>
                 <m:rPr>
                   <m:sty m:val="p"/>
@@ -1621,8 +1645,8 @@
         <w:t xml:space="preserve">as required!</w:t>
       </w:r>
     </w:p>
-    <w:bookmarkEnd w:id="27"/>
-    <w:bookmarkStart w:id="28" w:name="counting-method"/>
+    <w:bookmarkEnd w:id="16"/>
+    <w:bookmarkStart w:id="17" w:name="counting-method"/>
     <w:p>
       <w:pPr>
         <w:pStyle w:val="Heading2"/>
@@ -1913,9 +1937,9 @@
         <w:t xml:space="preserve">.</w:t>
       </w:r>
     </w:p>
-    <w:bookmarkEnd w:id="28"/>
-    <w:bookmarkEnd w:id="29"/>
-    <w:bookmarkStart w:id="34" w:name="pascals-identity"/>
+    <w:bookmarkEnd w:id="17"/>
+    <w:bookmarkEnd w:id="18"/>
+    <w:bookmarkStart w:id="23" w:name="pascals-identity"/>
     <w:p>
       <w:pPr>
         <w:pStyle w:val="Heading1"/>
@@ -1965,18 +1989,18 @@
                 <wp:inline>
                   <wp:extent cx="152400" cy="152400"/>
                   <wp:effectExtent b="0" l="0" r="0" t="0"/>
-                  <wp:docPr descr="" title="" id="30" name="Picture"/>
+                  <wp:docPr descr="" title="" id="19" name="Picture"/>
                   <a:graphic>
                     <a:graphicData uri="http://schemas.openxmlformats.org/drawingml/2006/picture">
                       <pic:pic>
                         <pic:nvPicPr>
-                          <pic:cNvPr descr="/Applications/quarto/share/formats/docx/note.png" id="31" name="Picture"/>
+                          <pic:cNvPr descr="/Applications/quarto/share/formats/docx/note.png" id="20" name="Picture"/>
                           <pic:cNvPicPr>
                             <a:picLocks noChangeArrowheads="1" noChangeAspect="1"/>
                           </pic:cNvPicPr>
                         </pic:nvPicPr>
                         <pic:blipFill>
-                          <a:blip r:embed="rId21"/>
+                          <a:blip r:embed="rId10"/>
                           <a:stretch>
                             <a:fillRect/>
                           </a:stretch>
@@ -2185,7 +2209,7 @@
         <w:t xml:space="preserve">different ways to approach this in this sheet.</w:t>
       </w:r>
     </w:p>
-    <w:bookmarkStart w:id="32" w:name="algebraic-method-1"/>
+    <w:bookmarkStart w:id="21" w:name="algebraic-method-1"/>
     <w:p>
       <w:pPr>
         <w:pStyle w:val="Heading2"/>
@@ -2305,28 +2329,30 @@
               <m:type m:val="bar"/>
             </m:fPr>
             <m:num>
-              <m:d>
-                <m:dPr>
-                  <m:begChr m:val="("/>
-                  <m:sepChr m:val=""/>
-                  <m:endChr m:val=")"/>
-                  <m:grow/>
-                </m:dPr>
-                <m:e>
-                  <m:r>
-                    <m:t>n</m:t>
-                  </m:r>
-                  <m:r>
-                    <m:rPr>
-                      <m:sty m:val="p"/>
-                    </m:rPr>
-                    <m:t>−</m:t>
-                  </m:r>
-                  <m:r>
-                    <m:t>1</m:t>
-                  </m:r>
-                </m:e>
-              </m:d>
+              <m:r>
+                <m:rPr>
+                  <m:sty m:val="p"/>
+                </m:rPr>
+                <m:t>(</m:t>
+              </m:r>
+              <m:r>
+                <m:t>n</m:t>
+              </m:r>
+              <m:r>
+                <m:rPr>
+                  <m:sty m:val="p"/>
+                </m:rPr>
+                <m:t>−</m:t>
+              </m:r>
+              <m:r>
+                <m:t>1</m:t>
+              </m:r>
+              <m:r>
+                <m:rPr>
+                  <m:sty m:val="p"/>
+                </m:rPr>
+                <m:t>)</m:t>
+              </m:r>
               <m:r>
                 <m:rPr>
                   <m:sty m:val="p"/>
@@ -2335,56 +2361,60 @@
               </m:r>
             </m:num>
             <m:den>
-              <m:d>
-                <m:dPr>
-                  <m:begChr m:val="("/>
-                  <m:sepChr m:val=""/>
-                  <m:endChr m:val=")"/>
-                  <m:grow/>
-                </m:dPr>
-                <m:e>
-                  <m:r>
-                    <m:t>n</m:t>
-                  </m:r>
-                  <m:r>
-                    <m:rPr>
-                      <m:sty m:val="p"/>
-                    </m:rPr>
-                    <m:t>−</m:t>
-                  </m:r>
-                  <m:r>
-                    <m:t>k</m:t>
-                  </m:r>
-                </m:e>
-              </m:d>
+              <m:r>
+                <m:rPr>
+                  <m:sty m:val="p"/>
+                </m:rPr>
+                <m:t>(</m:t>
+              </m:r>
+              <m:r>
+                <m:t>n</m:t>
+              </m:r>
+              <m:r>
+                <m:rPr>
+                  <m:sty m:val="p"/>
+                </m:rPr>
+                <m:t>−</m:t>
+              </m:r>
+              <m:r>
+                <m:t>k</m:t>
+              </m:r>
+              <m:r>
+                <m:rPr>
+                  <m:sty m:val="p"/>
+                </m:rPr>
+                <m:t>)</m:t>
+              </m:r>
               <m:r>
                 <m:rPr>
                   <m:sty m:val="p"/>
                 </m:rPr>
                 <m:t>!</m:t>
               </m:r>
-              <m:d>
-                <m:dPr>
-                  <m:begChr m:val="("/>
-                  <m:sepChr m:val=""/>
-                  <m:endChr m:val=")"/>
-                  <m:grow/>
-                </m:dPr>
-                <m:e>
-                  <m:r>
-                    <m:t>k</m:t>
-                  </m:r>
-                  <m:r>
-                    <m:rPr>
-                      <m:sty m:val="p"/>
-                    </m:rPr>
-                    <m:t>−</m:t>
-                  </m:r>
-                  <m:r>
-                    <m:t>1</m:t>
-                  </m:r>
-                </m:e>
-              </m:d>
+              <m:r>
+                <m:rPr>
+                  <m:sty m:val="p"/>
+                </m:rPr>
+                <m:t>(</m:t>
+              </m:r>
+              <m:r>
+                <m:t>k</m:t>
+              </m:r>
+              <m:r>
+                <m:rPr>
+                  <m:sty m:val="p"/>
+                </m:rPr>
+                <m:t>−</m:t>
+              </m:r>
+              <m:r>
+                <m:t>1</m:t>
+              </m:r>
+              <m:r>
+                <m:rPr>
+                  <m:sty m:val="p"/>
+                </m:rPr>
+                <m:t>)</m:t>
+              </m:r>
               <m:r>
                 <m:rPr>
                   <m:sty m:val="p"/>
@@ -2404,28 +2434,30 @@
               <m:type m:val="bar"/>
             </m:fPr>
             <m:num>
-              <m:d>
-                <m:dPr>
-                  <m:begChr m:val="("/>
-                  <m:sepChr m:val=""/>
-                  <m:endChr m:val=")"/>
-                  <m:grow/>
-                </m:dPr>
-                <m:e>
-                  <m:r>
-                    <m:t>n</m:t>
-                  </m:r>
-                  <m:r>
-                    <m:rPr>
-                      <m:sty m:val="p"/>
-                    </m:rPr>
-                    <m:t>−</m:t>
-                  </m:r>
-                  <m:r>
-                    <m:t>1</m:t>
-                  </m:r>
-                </m:e>
-              </m:d>
+              <m:r>
+                <m:rPr>
+                  <m:sty m:val="p"/>
+                </m:rPr>
+                <m:t>(</m:t>
+              </m:r>
+              <m:r>
+                <m:t>n</m:t>
+              </m:r>
+              <m:r>
+                <m:rPr>
+                  <m:sty m:val="p"/>
+                </m:rPr>
+                <m:t>−</m:t>
+              </m:r>
+              <m:r>
+                <m:t>1</m:t>
+              </m:r>
+              <m:r>
+                <m:rPr>
+                  <m:sty m:val="p"/>
+                </m:rPr>
+                <m:t>)</m:t>
+              </m:r>
               <m:r>
                 <m:rPr>
                   <m:sty m:val="p"/>
@@ -2434,37 +2466,39 @@
               </m:r>
             </m:num>
             <m:den>
-              <m:d>
-                <m:dPr>
-                  <m:begChr m:val="("/>
-                  <m:sepChr m:val=""/>
-                  <m:endChr m:val=")"/>
-                  <m:grow/>
-                </m:dPr>
-                <m:e>
-                  <m:r>
-                    <m:t>n</m:t>
-                  </m:r>
-                  <m:r>
-                    <m:rPr>
-                      <m:sty m:val="p"/>
-                    </m:rPr>
-                    <m:t>−</m:t>
-                  </m:r>
-                  <m:r>
-                    <m:t>k</m:t>
-                  </m:r>
-                  <m:r>
-                    <m:rPr>
-                      <m:sty m:val="p"/>
-                    </m:rPr>
-                    <m:t>−</m:t>
-                  </m:r>
-                  <m:r>
-                    <m:t>1</m:t>
-                  </m:r>
-                </m:e>
-              </m:d>
+              <m:r>
+                <m:rPr>
+                  <m:sty m:val="p"/>
+                </m:rPr>
+                <m:t>(</m:t>
+              </m:r>
+              <m:r>
+                <m:t>n</m:t>
+              </m:r>
+              <m:r>
+                <m:rPr>
+                  <m:sty m:val="p"/>
+                </m:rPr>
+                <m:t>−</m:t>
+              </m:r>
+              <m:r>
+                <m:t>k</m:t>
+              </m:r>
+              <m:r>
+                <m:rPr>
+                  <m:sty m:val="p"/>
+                </m:rPr>
+                <m:t>−</m:t>
+              </m:r>
+              <m:r>
+                <m:t>1</m:t>
+              </m:r>
+              <m:r>
+                <m:rPr>
+                  <m:sty m:val="p"/>
+                </m:rPr>
+                <m:t>)</m:t>
+              </m:r>
               <m:r>
                 <m:rPr>
                   <m:sty m:val="p"/>
@@ -2544,28 +2578,30 @@
               <m:r>
                 <m:t>k</m:t>
               </m:r>
-              <m:d>
-                <m:dPr>
-                  <m:begChr m:val="("/>
-                  <m:sepChr m:val=""/>
-                  <m:endChr m:val=")"/>
-                  <m:grow/>
-                </m:dPr>
-                <m:e>
-                  <m:r>
-                    <m:t>n</m:t>
-                  </m:r>
-                  <m:r>
-                    <m:rPr>
-                      <m:sty m:val="p"/>
-                    </m:rPr>
-                    <m:t>−</m:t>
-                  </m:r>
-                  <m:r>
-                    <m:t>1</m:t>
-                  </m:r>
-                </m:e>
-              </m:d>
+              <m:r>
+                <m:rPr>
+                  <m:sty m:val="p"/>
+                </m:rPr>
+                <m:t>(</m:t>
+              </m:r>
+              <m:r>
+                <m:t>n</m:t>
+              </m:r>
+              <m:r>
+                <m:rPr>
+                  <m:sty m:val="p"/>
+                </m:rPr>
+                <m:t>−</m:t>
+              </m:r>
+              <m:r>
+                <m:t>1</m:t>
+              </m:r>
+              <m:r>
+                <m:rPr>
+                  <m:sty m:val="p"/>
+                </m:rPr>
+                <m:t>)</m:t>
+              </m:r>
               <m:r>
                 <m:rPr>
                   <m:sty m:val="p"/>
@@ -2574,28 +2610,30 @@
               </m:r>
             </m:num>
             <m:den>
-              <m:d>
-                <m:dPr>
-                  <m:begChr m:val="("/>
-                  <m:sepChr m:val=""/>
-                  <m:endChr m:val=")"/>
-                  <m:grow/>
-                </m:dPr>
-                <m:e>
-                  <m:r>
-                    <m:t>n</m:t>
-                  </m:r>
-                  <m:r>
-                    <m:rPr>
-                      <m:sty m:val="p"/>
-                    </m:rPr>
-                    <m:t>−</m:t>
-                  </m:r>
-                  <m:r>
-                    <m:t>k</m:t>
-                  </m:r>
-                </m:e>
-              </m:d>
+              <m:r>
+                <m:rPr>
+                  <m:sty m:val="p"/>
+                </m:rPr>
+                <m:t>(</m:t>
+              </m:r>
+              <m:r>
+                <m:t>n</m:t>
+              </m:r>
+              <m:r>
+                <m:rPr>
+                  <m:sty m:val="p"/>
+                </m:rPr>
+                <m:t>−</m:t>
+              </m:r>
+              <m:r>
+                <m:t>k</m:t>
+              </m:r>
+              <m:r>
+                <m:rPr>
+                  <m:sty m:val="p"/>
+                </m:rPr>
+                <m:t>)</m:t>
+              </m:r>
               <m:r>
                 <m:rPr>
                   <m:sty m:val="p"/>
@@ -2624,50 +2662,54 @@
               <m:type m:val="bar"/>
             </m:fPr>
             <m:num>
-              <m:d>
-                <m:dPr>
-                  <m:begChr m:val="("/>
-                  <m:sepChr m:val=""/>
-                  <m:endChr m:val=")"/>
-                  <m:grow/>
-                </m:dPr>
-                <m:e>
-                  <m:r>
-                    <m:t>n</m:t>
-                  </m:r>
-                  <m:r>
-                    <m:rPr>
-                      <m:sty m:val="p"/>
-                    </m:rPr>
-                    <m:t>−</m:t>
-                  </m:r>
-                  <m:r>
-                    <m:t>k</m:t>
-                  </m:r>
-                </m:e>
-              </m:d>
-              <m:d>
-                <m:dPr>
-                  <m:begChr m:val="("/>
-                  <m:sepChr m:val=""/>
-                  <m:endChr m:val=")"/>
-                  <m:grow/>
-                </m:dPr>
-                <m:e>
-                  <m:r>
-                    <m:t>n</m:t>
-                  </m:r>
-                  <m:r>
-                    <m:rPr>
-                      <m:sty m:val="p"/>
-                    </m:rPr>
-                    <m:t>−</m:t>
-                  </m:r>
-                  <m:r>
-                    <m:t>1</m:t>
-                  </m:r>
-                </m:e>
-              </m:d>
+              <m:r>
+                <m:rPr>
+                  <m:sty m:val="p"/>
+                </m:rPr>
+                <m:t>(</m:t>
+              </m:r>
+              <m:r>
+                <m:t>n</m:t>
+              </m:r>
+              <m:r>
+                <m:rPr>
+                  <m:sty m:val="p"/>
+                </m:rPr>
+                <m:t>−</m:t>
+              </m:r>
+              <m:r>
+                <m:t>k</m:t>
+              </m:r>
+              <m:r>
+                <m:rPr>
+                  <m:sty m:val="p"/>
+                </m:rPr>
+                <m:t>)</m:t>
+              </m:r>
+              <m:r>
+                <m:rPr>
+                  <m:sty m:val="p"/>
+                </m:rPr>
+                <m:t>(</m:t>
+              </m:r>
+              <m:r>
+                <m:t>n</m:t>
+              </m:r>
+              <m:r>
+                <m:rPr>
+                  <m:sty m:val="p"/>
+                </m:rPr>
+                <m:t>−</m:t>
+              </m:r>
+              <m:r>
+                <m:t>1</m:t>
+              </m:r>
+              <m:r>
+                <m:rPr>
+                  <m:sty m:val="p"/>
+                </m:rPr>
+                <m:t>)</m:t>
+              </m:r>
               <m:r>
                 <m:rPr>
                   <m:sty m:val="p"/>
@@ -2676,28 +2718,30 @@
               </m:r>
             </m:num>
             <m:den>
-              <m:d>
-                <m:dPr>
-                  <m:begChr m:val="("/>
-                  <m:sepChr m:val=""/>
-                  <m:endChr m:val=")"/>
-                  <m:grow/>
-                </m:dPr>
-                <m:e>
-                  <m:r>
-                    <m:t>n</m:t>
-                  </m:r>
-                  <m:r>
-                    <m:rPr>
-                      <m:sty m:val="p"/>
-                    </m:rPr>
-                    <m:t>−</m:t>
-                  </m:r>
-                  <m:r>
-                    <m:t>k</m:t>
-                  </m:r>
-                </m:e>
-              </m:d>
+              <m:r>
+                <m:rPr>
+                  <m:sty m:val="p"/>
+                </m:rPr>
+                <m:t>(</m:t>
+              </m:r>
+              <m:r>
+                <m:t>n</m:t>
+              </m:r>
+              <m:r>
+                <m:rPr>
+                  <m:sty m:val="p"/>
+                </m:rPr>
+                <m:t>−</m:t>
+              </m:r>
+              <m:r>
+                <m:t>k</m:t>
+              </m:r>
+              <m:r>
+                <m:rPr>
+                  <m:sty m:val="p"/>
+                </m:rPr>
+                <m:t>)</m:t>
+              </m:r>
               <m:r>
                 <m:rPr>
                   <m:sty m:val="p"/>
@@ -2726,59 +2770,63 @@
               <m:type m:val="bar"/>
             </m:fPr>
             <m:num>
-              <m:d>
-                <m:dPr>
-                  <m:begChr m:val="("/>
-                  <m:sepChr m:val=""/>
-                  <m:endChr m:val=")"/>
-                  <m:grow/>
-                </m:dPr>
-                <m:e>
-                  <m:r>
-                    <m:t>k</m:t>
-                  </m:r>
-                  <m:r>
-                    <m:rPr>
-                      <m:sty m:val="p"/>
-                    </m:rPr>
-                    <m:t>+</m:t>
-                  </m:r>
-                  <m:r>
-                    <m:t>n</m:t>
-                  </m:r>
-                  <m:r>
-                    <m:rPr>
-                      <m:sty m:val="p"/>
-                    </m:rPr>
-                    <m:t>−</m:t>
-                  </m:r>
-                  <m:r>
-                    <m:t>k</m:t>
-                  </m:r>
-                </m:e>
-              </m:d>
-              <m:d>
-                <m:dPr>
-                  <m:begChr m:val="("/>
-                  <m:sepChr m:val=""/>
-                  <m:endChr m:val=")"/>
-                  <m:grow/>
-                </m:dPr>
-                <m:e>
-                  <m:r>
-                    <m:t>n</m:t>
-                  </m:r>
-                  <m:r>
-                    <m:rPr>
-                      <m:sty m:val="p"/>
-                    </m:rPr>
-                    <m:t>−</m:t>
-                  </m:r>
-                  <m:r>
-                    <m:t>1</m:t>
-                  </m:r>
-                </m:e>
-              </m:d>
+              <m:r>
+                <m:rPr>
+                  <m:sty m:val="p"/>
+                </m:rPr>
+                <m:t>(</m:t>
+              </m:r>
+              <m:r>
+                <m:t>k</m:t>
+              </m:r>
+              <m:r>
+                <m:rPr>
+                  <m:sty m:val="p"/>
+                </m:rPr>
+                <m:t>+</m:t>
+              </m:r>
+              <m:r>
+                <m:t>n</m:t>
+              </m:r>
+              <m:r>
+                <m:rPr>
+                  <m:sty m:val="p"/>
+                </m:rPr>
+                <m:t>−</m:t>
+              </m:r>
+              <m:r>
+                <m:t>k</m:t>
+              </m:r>
+              <m:r>
+                <m:rPr>
+                  <m:sty m:val="p"/>
+                </m:rPr>
+                <m:t>)</m:t>
+              </m:r>
+              <m:r>
+                <m:rPr>
+                  <m:sty m:val="p"/>
+                </m:rPr>
+                <m:t>(</m:t>
+              </m:r>
+              <m:r>
+                <m:t>n</m:t>
+              </m:r>
+              <m:r>
+                <m:rPr>
+                  <m:sty m:val="p"/>
+                </m:rPr>
+                <m:t>−</m:t>
+              </m:r>
+              <m:r>
+                <m:t>1</m:t>
+              </m:r>
+              <m:r>
+                <m:rPr>
+                  <m:sty m:val="p"/>
+                </m:rPr>
+                <m:t>)</m:t>
+              </m:r>
               <m:r>
                 <m:rPr>
                   <m:sty m:val="p"/>
@@ -2787,28 +2835,30 @@
               </m:r>
             </m:num>
             <m:den>
-              <m:d>
-                <m:dPr>
-                  <m:begChr m:val="("/>
-                  <m:sepChr m:val=""/>
-                  <m:endChr m:val=")"/>
-                  <m:grow/>
-                </m:dPr>
-                <m:e>
-                  <m:r>
-                    <m:t>n</m:t>
-                  </m:r>
-                  <m:r>
-                    <m:rPr>
-                      <m:sty m:val="p"/>
-                    </m:rPr>
-                    <m:t>−</m:t>
-                  </m:r>
-                  <m:r>
-                    <m:t>k</m:t>
-                  </m:r>
-                </m:e>
-              </m:d>
+              <m:r>
+                <m:rPr>
+                  <m:sty m:val="p"/>
+                </m:rPr>
+                <m:t>(</m:t>
+              </m:r>
+              <m:r>
+                <m:t>n</m:t>
+              </m:r>
+              <m:r>
+                <m:rPr>
+                  <m:sty m:val="p"/>
+                </m:rPr>
+                <m:t>−</m:t>
+              </m:r>
+              <m:r>
+                <m:t>k</m:t>
+              </m:r>
+              <m:r>
+                <m:rPr>
+                  <m:sty m:val="p"/>
+                </m:rPr>
+                <m:t>)</m:t>
+              </m:r>
               <m:r>
                 <m:rPr>
                   <m:sty m:val="p"/>
@@ -2887,59 +2937,63 @@
               <m:type m:val="bar"/>
             </m:fPr>
             <m:num>
-              <m:d>
-                <m:dPr>
-                  <m:begChr m:val="("/>
-                  <m:sepChr m:val=""/>
-                  <m:endChr m:val=")"/>
-                  <m:grow/>
-                </m:dPr>
-                <m:e>
-                  <m:r>
-                    <m:t>k</m:t>
-                  </m:r>
-                  <m:r>
-                    <m:rPr>
-                      <m:sty m:val="p"/>
-                    </m:rPr>
-                    <m:t>+</m:t>
-                  </m:r>
-                  <m:r>
-                    <m:t>n</m:t>
-                  </m:r>
-                  <m:r>
-                    <m:rPr>
-                      <m:sty m:val="p"/>
-                    </m:rPr>
-                    <m:t>−</m:t>
-                  </m:r>
-                  <m:r>
-                    <m:t>k</m:t>
-                  </m:r>
-                </m:e>
-              </m:d>
-              <m:d>
-                <m:dPr>
-                  <m:begChr m:val="("/>
-                  <m:sepChr m:val=""/>
-                  <m:endChr m:val=")"/>
-                  <m:grow/>
-                </m:dPr>
-                <m:e>
-                  <m:r>
-                    <m:t>n</m:t>
-                  </m:r>
-                  <m:r>
-                    <m:rPr>
-                      <m:sty m:val="p"/>
-                    </m:rPr>
-                    <m:t>−</m:t>
-                  </m:r>
-                  <m:r>
-                    <m:t>1</m:t>
-                  </m:r>
-                </m:e>
-              </m:d>
+              <m:r>
+                <m:rPr>
+                  <m:sty m:val="p"/>
+                </m:rPr>
+                <m:t>(</m:t>
+              </m:r>
+              <m:r>
+                <m:t>k</m:t>
+              </m:r>
+              <m:r>
+                <m:rPr>
+                  <m:sty m:val="p"/>
+                </m:rPr>
+                <m:t>+</m:t>
+              </m:r>
+              <m:r>
+                <m:t>n</m:t>
+              </m:r>
+              <m:r>
+                <m:rPr>
+                  <m:sty m:val="p"/>
+                </m:rPr>
+                <m:t>−</m:t>
+              </m:r>
+              <m:r>
+                <m:t>k</m:t>
+              </m:r>
+              <m:r>
+                <m:rPr>
+                  <m:sty m:val="p"/>
+                </m:rPr>
+                <m:t>)</m:t>
+              </m:r>
+              <m:r>
+                <m:rPr>
+                  <m:sty m:val="p"/>
+                </m:rPr>
+                <m:t>(</m:t>
+              </m:r>
+              <m:r>
+                <m:t>n</m:t>
+              </m:r>
+              <m:r>
+                <m:rPr>
+                  <m:sty m:val="p"/>
+                </m:rPr>
+                <m:t>−</m:t>
+              </m:r>
+              <m:r>
+                <m:t>1</m:t>
+              </m:r>
+              <m:r>
+                <m:rPr>
+                  <m:sty m:val="p"/>
+                </m:rPr>
+                <m:t>)</m:t>
+              </m:r>
               <m:r>
                 <m:rPr>
                   <m:sty m:val="p"/>
@@ -2948,28 +3002,30 @@
               </m:r>
             </m:num>
             <m:den>
-              <m:d>
-                <m:dPr>
-                  <m:begChr m:val="("/>
-                  <m:sepChr m:val=""/>
-                  <m:endChr m:val=")"/>
-                  <m:grow/>
-                </m:dPr>
-                <m:e>
-                  <m:r>
-                    <m:t>n</m:t>
-                  </m:r>
-                  <m:r>
-                    <m:rPr>
-                      <m:sty m:val="p"/>
-                    </m:rPr>
-                    <m:t>−</m:t>
-                  </m:r>
-                  <m:r>
-                    <m:t>k</m:t>
-                  </m:r>
-                </m:e>
-              </m:d>
+              <m:r>
+                <m:rPr>
+                  <m:sty m:val="p"/>
+                </m:rPr>
+                <m:t>(</m:t>
+              </m:r>
+              <m:r>
+                <m:t>n</m:t>
+              </m:r>
+              <m:r>
+                <m:rPr>
+                  <m:sty m:val="p"/>
+                </m:rPr>
+                <m:t>−</m:t>
+              </m:r>
+              <m:r>
+                <m:t>k</m:t>
+              </m:r>
+              <m:r>
+                <m:rPr>
+                  <m:sty m:val="p"/>
+                </m:rPr>
+                <m:t>)</m:t>
+              </m:r>
               <m:r>
                 <m:rPr>
                   <m:sty m:val="p"/>
@@ -3001,28 +3057,30 @@
               <m:r>
                 <m:t>n</m:t>
               </m:r>
-              <m:d>
-                <m:dPr>
-                  <m:begChr m:val="("/>
-                  <m:sepChr m:val=""/>
-                  <m:endChr m:val=")"/>
-                  <m:grow/>
-                </m:dPr>
-                <m:e>
-                  <m:r>
-                    <m:t>n</m:t>
-                  </m:r>
-                  <m:r>
-                    <m:rPr>
-                      <m:sty m:val="p"/>
-                    </m:rPr>
-                    <m:t>−</m:t>
-                  </m:r>
-                  <m:r>
-                    <m:t>1</m:t>
-                  </m:r>
-                </m:e>
-              </m:d>
+              <m:r>
+                <m:rPr>
+                  <m:sty m:val="p"/>
+                </m:rPr>
+                <m:t>(</m:t>
+              </m:r>
+              <m:r>
+                <m:t>n</m:t>
+              </m:r>
+              <m:r>
+                <m:rPr>
+                  <m:sty m:val="p"/>
+                </m:rPr>
+                <m:t>−</m:t>
+              </m:r>
+              <m:r>
+                <m:t>1</m:t>
+              </m:r>
+              <m:r>
+                <m:rPr>
+                  <m:sty m:val="p"/>
+                </m:rPr>
+                <m:t>)</m:t>
+              </m:r>
               <m:r>
                 <m:rPr>
                   <m:sty m:val="p"/>
@@ -3031,28 +3089,30 @@
               </m:r>
             </m:num>
             <m:den>
-              <m:d>
-                <m:dPr>
-                  <m:begChr m:val="("/>
-                  <m:sepChr m:val=""/>
-                  <m:endChr m:val=")"/>
-                  <m:grow/>
-                </m:dPr>
-                <m:e>
-                  <m:r>
-                    <m:t>n</m:t>
-                  </m:r>
-                  <m:r>
-                    <m:rPr>
-                      <m:sty m:val="p"/>
-                    </m:rPr>
-                    <m:t>−</m:t>
-                  </m:r>
-                  <m:r>
-                    <m:t>k</m:t>
-                  </m:r>
-                </m:e>
-              </m:d>
+              <m:r>
+                <m:rPr>
+                  <m:sty m:val="p"/>
+                </m:rPr>
+                <m:t>(</m:t>
+              </m:r>
+              <m:r>
+                <m:t>n</m:t>
+              </m:r>
+              <m:r>
+                <m:rPr>
+                  <m:sty m:val="p"/>
+                </m:rPr>
+                <m:t>−</m:t>
+              </m:r>
+              <m:r>
+                <m:t>k</m:t>
+              </m:r>
+              <m:r>
+                <m:rPr>
+                  <m:sty m:val="p"/>
+                </m:rPr>
+                <m:t>)</m:t>
+              </m:r>
               <m:r>
                 <m:rPr>
                   <m:sty m:val="p"/>
@@ -3092,28 +3152,30 @@
               </m:r>
             </m:num>
             <m:den>
-              <m:d>
-                <m:dPr>
-                  <m:begChr m:val="("/>
-                  <m:sepChr m:val=""/>
-                  <m:endChr m:val=")"/>
-                  <m:grow/>
-                </m:dPr>
-                <m:e>
-                  <m:r>
-                    <m:t>n</m:t>
-                  </m:r>
-                  <m:r>
-                    <m:rPr>
-                      <m:sty m:val="p"/>
-                    </m:rPr>
-                    <m:t>−</m:t>
-                  </m:r>
-                  <m:r>
-                    <m:t>k</m:t>
-                  </m:r>
-                </m:e>
-              </m:d>
+              <m:r>
+                <m:rPr>
+                  <m:sty m:val="p"/>
+                </m:rPr>
+                <m:t>(</m:t>
+              </m:r>
+              <m:r>
+                <m:t>n</m:t>
+              </m:r>
+              <m:r>
+                <m:rPr>
+                  <m:sty m:val="p"/>
+                </m:rPr>
+                <m:t>−</m:t>
+              </m:r>
+              <m:r>
+                <m:t>k</m:t>
+              </m:r>
+              <m:r>
+                <m:rPr>
+                  <m:sty m:val="p"/>
+                </m:rPr>
+                <m:t>)</m:t>
+              </m:r>
               <m:r>
                 <m:rPr>
                   <m:sty m:val="p"/>
@@ -3165,8 +3227,8 @@
         </m:oMath>
       </m:oMathPara>
     </w:p>
-    <w:bookmarkEnd w:id="32"/>
-    <w:bookmarkStart w:id="33" w:name="counting-method-1"/>
+    <w:bookmarkEnd w:id="21"/>
+    <w:bookmarkStart w:id="22" w:name="counting-method-1"/>
     <w:p>
       <w:pPr>
         <w:pStyle w:val="Heading2"/>
@@ -3572,9 +3634,9 @@
         </m:oMath>
       </m:oMathPara>
     </w:p>
-    <w:bookmarkEnd w:id="33"/>
-    <w:bookmarkEnd w:id="34"/>
-    <w:bookmarkStart w:id="37" w:name="further-reading"/>
+    <w:bookmarkEnd w:id="22"/>
+    <w:bookmarkEnd w:id="23"/>
+    <w:bookmarkStart w:id="26" w:name="further-reading"/>
     <w:p>
       <w:pPr>
         <w:pStyle w:val="Heading1"/>
@@ -3593,7 +3655,7 @@
       <w:r>
         <w:t xml:space="preserve"> </w:t>
       </w:r>
-      <w:hyperlink r:id="rId20">
+      <w:hyperlink r:id="rId9">
         <w:r>
           <w:rPr>
             <w:rStyle w:val="Hyperlink"/>
@@ -3605,7 +3667,7 @@
         <w:t xml:space="preserve">.</w:t>
       </w:r>
     </w:p>
-    <w:bookmarkStart w:id="36" w:name="version-history"/>
+    <w:bookmarkStart w:id="25" w:name="version-history"/>
     <w:p>
       <w:pPr>
         <w:pStyle w:val="Heading2"/>
@@ -3626,7 +3688,7 @@
       <w:pPr>
         <w:pStyle w:val="BodyText"/>
       </w:pPr>
-      <w:hyperlink r:id="rId35">
+      <w:hyperlink r:id="rId24">
         <w:r>
           <w:rPr>
             <w:rStyle w:val="Hyperlink"/>
@@ -3635,8 +3697,8 @@
         </w:r>
       </w:hyperlink>
     </w:p>
-    <w:bookmarkEnd w:id="36"/>
-    <w:bookmarkEnd w:id="37"/>
+    <w:bookmarkEnd w:id="25"/>
+    <w:bookmarkEnd w:id="26"/>
     <w:sectPr>
       <w:pgSz w:h="15840" w:w="12240"/>
       <w:pgMar w:bottom="1440" w:footer="720" w:gutter="0" w:header="720" w:left="1440" w:right="1440" w:top="1440"/>
